--- a/private/submission-packages/the-fiction-adaptation/tier-1/exports/01-olivia-maidment/The-Fiction-Adaptation_olivia-maidment_first-50-pages.docx
+++ b/private/submission-packages/the-fiction-adaptation/tier-1/exports/01-olivia-maidment/The-Fiction-Adaptation_olivia-maidment_first-50-pages.docx
@@ -3,11 +3,6 @@
 <w:document xmlns:wpc="http://schemas.microsoft.com/office/word/2010/wordprocessingCanvas" xmlns:mo="http://schemas.microsoft.com/office/mac/office/2008/main" xmlns:mc="http://schemas.openxmlformats.org/markup-compatibility/2006" xmlns:mv="urn:schemas-microsoft-com:mac:vml" xmlns:o="urn:schemas-microsoft-com:office:office" xmlns:r="http://schemas.openxmlformats.org/officeDocument/2006/relationships" xmlns:m="http://schemas.openxmlformats.org/officeDocument/2006/math" xmlns:v="urn:schemas-microsoft-com:vml" xmlns:wp14="http://schemas.microsoft.com/office/word/2010/wordprocessingDrawing" xmlns:wp="http://schemas.openxmlformats.org/drawingml/2006/wordprocessingDrawing" xmlns:w10="urn:schemas-microsoft-com:office:word" xmlns:w="http://schemas.openxmlformats.org/wordprocessingml/2006/main" xmlns:w14="http://schemas.microsoft.com/office/word/2010/wordml" xmlns:wpg="http://schemas.microsoft.com/office/word/2010/wordprocessingGroup" xmlns:wpi="http://schemas.microsoft.com/office/word/2010/wordprocessingInk" xmlns:wne="http://schemas.microsoft.com/office/word/2006/wordml" xmlns:wps="http://schemas.microsoft.com/office/word/2010/wordprocessingShape" mc:Ignorable="w14 wp14">
   <w:body>
     <w:p>
-      <w:r>
-        <w:br w:type="page"/>
-      </w:r>
-    </w:p>
-    <w:p>
       <w:pPr>
         <w:spacing w:after="240"/>
         <w:jc w:val="center"/>
@@ -2200,6 +2195,932 @@
       </w:pPr>
       <w:r>
         <w:t>He meant that too.</w:t>
+      </w:r>
+    </w:p>
+    <w:p>
+      <w:r>
+        <w:br w:type="page"/>
+      </w:r>
+    </w:p>
+    <w:p>
+      <w:pPr>
+        <w:spacing w:after="240"/>
+        <w:jc w:val="center"/>
+      </w:pPr>
+      <w:r>
+        <w:rPr>
+          <w:b/>
+        </w:rPr>
+        <w:t>Chapter 6: The Elder</w:t>
+      </w:r>
+    </w:p>
+    <w:p>
+      <w:pPr>
+        <w:spacing w:line="480" w:lineRule="auto" w:after="0"/>
+        <w:ind w:firstLine="720"/>
+      </w:pPr>
+      <w:r>
+        <w:t>The woman everyone sent other people to was not difficult to find, which was the first thing that made her unlike a prophet.</w:t>
+      </w:r>
+    </w:p>
+    <w:p>
+      <w:pPr>
+        <w:spacing w:line="480" w:lineRule="auto" w:after="0"/>
+        <w:ind w:firstLine="720"/>
+      </w:pPr>
+      <w:r>
+        <w:t>She lived behind the church with the blue door and across from the lane that bent toward the mosque before changing its mind, in a low house whose front step had been repaired with three different kinds of cement. There was nothing hidden about her. No curtain of beads, no room kept dark, no smell of leaves burning in a pot to announce that ordinary air had become insufficient. In the mornings she sat under the shallow shade of an almond tree and sorted beans on a tray, and the people who needed her passed slowly enough to be noticed and quickly enough to pretend they had not come for noticing.</w:t>
+      </w:r>
+    </w:p>
+    <w:p>
+      <w:pPr>
+        <w:spacing w:line="480" w:lineRule="auto" w:after="0"/>
+        <w:ind w:firstLine="720"/>
+      </w:pPr>
+      <w:r>
+        <w:t>Her name was Agnes, though hardly anyone used it. They called her Mama because the town had only two titles it trusted for old women: Mama, when it wanted to be comforted, and Madam, when it wanted to be obeyed. She had earned both and preferred neither. She wore a wrapper tied without display and blouses the colour of practical things — indigo, brown, once a green that had been washed into something the eye could not defend. On Sundays she entered the blue door with a Bible under her arm and sat near the back, not because she was humble, but because she liked to see who arrived late. On market days women came to her with headaches, missing money, children who would not sleep, husbands who had stopped speaking, dreams that repeated, and chickens that had begun laying in the wrong place. She did not treat these categories as separate in the way educated people did.</w:t>
+      </w:r>
+    </w:p>
+    <w:p>
+      <w:pPr>
+        <w:spacing w:line="480" w:lineRule="auto" w:after="0"/>
+        <w:ind w:firstLine="720"/>
+      </w:pPr>
+      <w:r>
+        <w:t>The town did not think this strange.</w:t>
+      </w:r>
+    </w:p>
+    <w:p>
+      <w:pPr>
+        <w:spacing w:line="480" w:lineRule="auto" w:after="0"/>
+        <w:ind w:firstLine="720"/>
+      </w:pPr>
+      <w:r>
+        <w:t>The protagonist had avoided her for as long as avoidance could pass as accident. He had seen her at a distance, the old straightness of her back, the patient cruelty of her attention. He did not know why he thought of her attention as cruel. She had never been unkind to him. But there are kinds of seeing that feel like mercy to a wounded man and kinds that feel like exposure, and hers, from across a street, had always seemed to belong to the second kind.</w:t>
+      </w:r>
+    </w:p>
+    <w:p>
+      <w:pPr>
+        <w:spacing w:line="480" w:lineRule="auto" w:after="0"/>
+        <w:ind w:firstLine="720"/>
+      </w:pPr>
+      <w:r>
+        <w:t>Kene was the one who named the avoidance.</w:t>
+      </w:r>
+    </w:p>
+    <w:p>
+      <w:pPr>
+        <w:spacing w:line="480" w:lineRule="auto" w:after="0"/>
+        <w:ind w:firstLine="720"/>
+      </w:pPr>
+      <w:r>
+        <w:t>"You pass her road and become busy with your feet," he said.</w:t>
+      </w:r>
+    </w:p>
+    <w:p>
+      <w:pPr>
+        <w:spacing w:line="480" w:lineRule="auto" w:after="0"/>
+        <w:ind w:firstLine="720"/>
+      </w:pPr>
+      <w:r>
+        <w:t>They were standing near the standpipe, waiting for a boy to stop washing mud from a bucket he had no right to monopolise. Kene had come to return a borrowed file and had stayed to criticize the angle of a repaired shelf, which was the form his affection took when there was no emergency available.</w:t>
+      </w:r>
+    </w:p>
+    <w:p>
+      <w:pPr>
+        <w:spacing w:line="480" w:lineRule="auto" w:after="0"/>
+        <w:ind w:firstLine="720"/>
+      </w:pPr>
+      <w:r>
+        <w:t>"My feet are my business," the protagonist said.</w:t>
+      </w:r>
+    </w:p>
+    <w:p>
+      <w:pPr>
+        <w:spacing w:line="480" w:lineRule="auto" w:after="0"/>
+        <w:ind w:firstLine="720"/>
+      </w:pPr>
+      <w:r>
+        <w:t>"Not when they lie."</w:t>
+      </w:r>
+    </w:p>
+    <w:p>
+      <w:pPr>
+        <w:spacing w:line="480" w:lineRule="auto" w:after="0"/>
+        <w:ind w:firstLine="720"/>
+      </w:pPr>
+      <w:r>
+        <w:t>"Feet do not lie."</w:t>
+      </w:r>
+    </w:p>
+    <w:p>
+      <w:pPr>
+        <w:spacing w:line="480" w:lineRule="auto" w:after="0"/>
+        <w:ind w:firstLine="720"/>
+      </w:pPr>
+      <w:r>
+        <w:t>"Yours do. Your whole body lies except your face, and your face only tells the truth because it has not been trained."</w:t>
+      </w:r>
+    </w:p>
+    <w:p>
+      <w:pPr>
+        <w:spacing w:line="480" w:lineRule="auto" w:after="0"/>
+        <w:ind w:firstLine="720"/>
+      </w:pPr>
+      <w:r>
+        <w:t>The boy at the standpipe laughed, and Kene told him to wash faster before adulthood came and found him useless. The boy left the bucket under the water and ran away. This was Kene's effect on children: they feared him for three seconds and then used him as weather.</w:t>
+      </w:r>
+    </w:p>
+    <w:p>
+      <w:pPr>
+        <w:spacing w:line="480" w:lineRule="auto" w:after="0"/>
+        <w:ind w:firstLine="720"/>
+      </w:pPr>
+      <w:r>
+        <w:t>"Go," Kene said.</w:t>
+      </w:r>
+    </w:p>
+    <w:p>
+      <w:pPr>
+        <w:spacing w:line="480" w:lineRule="auto" w:after="0"/>
+        <w:ind w:firstLine="720"/>
+      </w:pPr>
+      <w:r>
+        <w:t>"To Mama Agnes?"</w:t>
+      </w:r>
+    </w:p>
+    <w:p>
+      <w:pPr>
+        <w:spacing w:line="480" w:lineRule="auto" w:after="0"/>
+        <w:ind w:firstLine="720"/>
+      </w:pPr>
+      <w:r>
+        <w:t>"To the old woman you are pretending not to know I mean."</w:t>
+      </w:r>
+    </w:p>
+    <w:p>
+      <w:pPr>
+        <w:spacing w:line="480" w:lineRule="auto" w:after="0"/>
+        <w:ind w:firstLine="720"/>
+      </w:pPr>
+      <w:r>
+        <w:t>"And say what?"</w:t>
+      </w:r>
+    </w:p>
+    <w:p>
+      <w:pPr>
+        <w:spacing w:line="480" w:lineRule="auto" w:after="0"/>
+        <w:ind w:firstLine="720"/>
+      </w:pPr>
+      <w:r>
+        <w:t>Kene took the bucket from under the tap, emptied half of it because the boy had filled it too high for his own arms, and set it aside. "Say nothing if you like. Some people are useful even when you waste their time."</w:t>
+      </w:r>
+    </w:p>
+    <w:p>
+      <w:pPr>
+        <w:spacing w:line="480" w:lineRule="auto" w:after="0"/>
+        <w:ind w:firstLine="720"/>
+      </w:pPr>
+      <w:r>
+        <w:t>He should have refused. He did not owe Kene obedience, and he had not asked to be shepherded through the town like a man who had misplaced his own mind. But Kene had seen the cold. That gave him a standing other friends did not have, and the protagonist, for all his resistance to counting, understood standing. A witness changes the room by remaining alive in it.</w:t>
+      </w:r>
+    </w:p>
+    <w:p>
+      <w:pPr>
+        <w:spacing w:line="480" w:lineRule="auto" w:after="0"/>
+        <w:ind w:firstLine="720"/>
+      </w:pPr>
+      <w:r>
+        <w:t>So he went.</w:t>
+      </w:r>
+    </w:p>
+    <w:p>
+      <w:pPr>
+        <w:spacing w:line="480" w:lineRule="auto" w:after="0"/>
+        <w:ind w:firstLine="720"/>
+      </w:pPr>
+      <w:r>
+        <w:t>Not that day. He told himself the hour was wrong, the sun too high, Obianuju waiting for him to bring back palm oil, the market too full, the road too wet after morning rain. All of these were true in the way lesser truths volunteer themselves to protect the greater thing from being approached. He went the next morning, carrying nothing, which felt rude, so he bought groundnuts from a woman near the blue door and carried those, which felt foolish, and then arrived at the Elder's step with a paper twist of groundnuts growing damp in his hand.</w:t>
+      </w:r>
+    </w:p>
+    <w:p>
+      <w:pPr>
+        <w:spacing w:line="480" w:lineRule="auto" w:after="0"/>
+        <w:ind w:firstLine="720"/>
+      </w:pPr>
+      <w:r>
+        <w:t>Mama Agnes was shelling melon seeds into a shallow enamel bowl. Her fingers moved with an economy that made age look like practice rather than loss. Beside her, on a stool, was a Bible with a cracked black cover, a tin of balm, a small knife, and a pair of spectacles she did not put on. The bowl rested in her lap. The shells fell into another bowl by her feet with a dry, papery sound.</w:t>
+      </w:r>
+    </w:p>
+    <w:p>
+      <w:pPr>
+        <w:spacing w:line="480" w:lineRule="auto" w:after="0"/>
+        <w:ind w:firstLine="720"/>
+      </w:pPr>
+      <w:r>
+        <w:t>"You brought food for a woman who has teeth," she said without looking up.</w:t>
+      </w:r>
+    </w:p>
+    <w:p>
+      <w:pPr>
+        <w:spacing w:line="480" w:lineRule="auto" w:after="0"/>
+        <w:ind w:firstLine="720"/>
+      </w:pPr>
+      <w:r>
+        <w:t>"I brought groundnuts."</w:t>
+      </w:r>
+    </w:p>
+    <w:p>
+      <w:pPr>
+        <w:spacing w:line="480" w:lineRule="auto" w:after="0"/>
+        <w:ind w:firstLine="720"/>
+      </w:pPr>
+      <w:r>
+        <w:t>"I know what groundnuts are."</w:t>
+      </w:r>
+    </w:p>
+    <w:p>
+      <w:pPr>
+        <w:spacing w:line="480" w:lineRule="auto" w:after="0"/>
+        <w:ind w:firstLine="720"/>
+      </w:pPr>
+      <w:r>
+        <w:t>He stood there with the paper in his hand and felt, absurdly, nine years old.</w:t>
+      </w:r>
+    </w:p>
+    <w:p>
+      <w:pPr>
+        <w:spacing w:line="480" w:lineRule="auto" w:after="0"/>
+        <w:ind w:firstLine="720"/>
+      </w:pPr>
+      <w:r>
+        <w:t>"Sit," she said.</w:t>
+      </w:r>
+    </w:p>
+    <w:p>
+      <w:pPr>
+        <w:spacing w:line="480" w:lineRule="auto" w:after="0"/>
+        <w:ind w:firstLine="720"/>
+      </w:pPr>
+      <w:r>
+        <w:t>There was one low stool near the door. He sat. The stool was too low for him, and his knees rose, making him feel both large and poorly arranged. Mama Agnes continued shelling. Across the lane the mosque wall held the morning shade, and a man in a white cap was arguing with a bicycle chain. Somewhere behind the house a radio was giving news in a voice too serious for the size of the kitchen it had entered.</w:t>
+      </w:r>
+    </w:p>
+    <w:p>
+      <w:pPr>
+        <w:spacing w:line="480" w:lineRule="auto" w:after="0"/>
+        <w:ind w:firstLine="720"/>
+      </w:pPr>
+      <w:r>
+        <w:t>"Kene sent you," she said.</w:t>
+      </w:r>
+    </w:p>
+    <w:p>
+      <w:pPr>
+        <w:spacing w:line="480" w:lineRule="auto" w:after="0"/>
+        <w:ind w:firstLine="720"/>
+      </w:pPr>
+      <w:r>
+        <w:t>"He told me to come."</w:t>
+      </w:r>
+    </w:p>
+    <w:p>
+      <w:pPr>
+        <w:spacing w:line="480" w:lineRule="auto" w:after="0"/>
+        <w:ind w:firstLine="720"/>
+      </w:pPr>
+      <w:r>
+        <w:t>"That is different from sending. A man can be told and still refuse."</w:t>
+      </w:r>
+    </w:p>
+    <w:p>
+      <w:pPr>
+        <w:spacing w:line="480" w:lineRule="auto" w:after="0"/>
+        <w:ind w:firstLine="720"/>
+      </w:pPr>
+      <w:r>
+        <w:t>"I came."</w:t>
+      </w:r>
+    </w:p>
+    <w:p>
+      <w:pPr>
+        <w:spacing w:line="480" w:lineRule="auto" w:after="0"/>
+        <w:ind w:firstLine="720"/>
+      </w:pPr>
+      <w:r>
+        <w:t>"Yes. I can see that."</w:t>
+      </w:r>
+    </w:p>
+    <w:p>
+      <w:pPr>
+        <w:spacing w:line="480" w:lineRule="auto" w:after="0"/>
+        <w:ind w:firstLine="720"/>
+      </w:pPr>
+      <w:r>
+        <w:t>She opened a seed with her thumbnail and dropped the pale inside into the bowl. Nothing in her manner invited confession. This, he realised, was what made people confess to her. She did not lean forward. She did not arrange her face into sympathy. She did not offer the false privacy of lowering her voice while keeping the eyes hungry. She gave a person the dignity of not needing their story and therefore made the story less ashamed of itself.</w:t>
+      </w:r>
+    </w:p>
+    <w:p>
+      <w:pPr>
+        <w:spacing w:line="480" w:lineRule="auto" w:after="0"/>
+        <w:ind w:firstLine="720"/>
+      </w:pPr>
+      <w:r>
+        <w:t>He did not know how to begin.</w:t>
+      </w:r>
+    </w:p>
+    <w:p>
+      <w:pPr>
+        <w:spacing w:line="480" w:lineRule="auto" w:after="0"/>
+        <w:ind w:firstLine="720"/>
+      </w:pPr>
+      <w:r>
+        <w:t>"My wife's house goes cold," he said.</w:t>
+      </w:r>
+    </w:p>
+    <w:p>
+      <w:pPr>
+        <w:spacing w:line="480" w:lineRule="auto" w:after="0"/>
+        <w:ind w:firstLine="720"/>
+      </w:pPr>
+      <w:r>
+        <w:t>It was not the sentence he had planned. He had not planned any sentence. Still, when it came out, he disliked it. My wife's house. As though the house were hers and he were a visitor complaining of damp. As though the cold belonged to walls. As though Obianuju could be separated from the climate that moved through the rooms around her.</w:t>
+      </w:r>
+    </w:p>
+    <w:p>
+      <w:pPr>
+        <w:spacing w:line="480" w:lineRule="auto" w:after="0"/>
+        <w:ind w:firstLine="720"/>
+      </w:pPr>
+      <w:r>
+        <w:t>Mama Agnes did not correct him. She placed another seed into the bowl.</w:t>
+      </w:r>
+    </w:p>
+    <w:p>
+      <w:pPr>
+        <w:spacing w:line="480" w:lineRule="auto" w:after="0"/>
+        <w:ind w:firstLine="720"/>
+      </w:pPr>
+      <w:r>
+        <w:t>"Many houses go cold," she said.</w:t>
+      </w:r>
+    </w:p>
+    <w:p>
+      <w:pPr>
+        <w:spacing w:line="480" w:lineRule="auto" w:after="0"/>
+        <w:ind w:firstLine="720"/>
+      </w:pPr>
+      <w:r>
+        <w:t>"Not like this."</w:t>
+      </w:r>
+    </w:p>
+    <w:p>
+      <w:pPr>
+        <w:spacing w:line="480" w:lineRule="auto" w:after="0"/>
+        <w:ind w:firstLine="720"/>
+      </w:pPr>
+      <w:r>
+        <w:t>"No."</w:t>
+      </w:r>
+    </w:p>
+    <w:p>
+      <w:pPr>
+        <w:spacing w:line="480" w:lineRule="auto" w:after="0"/>
+        <w:ind w:firstLine="720"/>
+      </w:pPr>
+      <w:r>
+        <w:t>The agreement did more to unsettle him than doubt would have. If she had dismissed it, he could have defended the fact and become less frightened by having a position to take. If she had asked for details, he could have made the room into evidence. But she said no, as if declining a second helping of something she had already tasted.</w:t>
+      </w:r>
+    </w:p>
+    <w:p>
+      <w:pPr>
+        <w:spacing w:line="480" w:lineRule="auto" w:after="0"/>
+        <w:ind w:firstLine="720"/>
+      </w:pPr>
+      <w:r>
+        <w:t>"You know the house," he said.</w:t>
+      </w:r>
+    </w:p>
+    <w:p>
+      <w:pPr>
+        <w:spacing w:line="480" w:lineRule="auto" w:after="0"/>
+        <w:ind w:firstLine="720"/>
+      </w:pPr>
+      <w:r>
+        <w:t>"I know some houses."</w:t>
+      </w:r>
+    </w:p>
+    <w:p>
+      <w:pPr>
+        <w:spacing w:line="480" w:lineRule="auto" w:after="0"/>
+        <w:ind w:firstLine="720"/>
+      </w:pPr>
+      <w:r>
+        <w:t>"And Obianuju?"</w:t>
+      </w:r>
+    </w:p>
+    <w:p>
+      <w:pPr>
+        <w:spacing w:line="480" w:lineRule="auto" w:after="0"/>
+        <w:ind w:firstLine="720"/>
+      </w:pPr>
+      <w:r>
+        <w:t>At her name, the Elder's hands paused. Only briefly. It was not a dramatic pause. A seed had resisted opening; she adjusted it under her thumb and pressed until it split. But the pause had happened, and he saw it, and seeing it made him understand that the old woman had known Obianuju before he had, which should not have surprised him and did.</w:t>
+      </w:r>
+    </w:p>
+    <w:p>
+      <w:pPr>
+        <w:spacing w:line="480" w:lineRule="auto" w:after="0"/>
+        <w:ind w:firstLine="720"/>
+      </w:pPr>
+      <w:r>
+        <w:t>"I know some women," she said.</w:t>
+      </w:r>
+    </w:p>
+    <w:p>
+      <w:pPr>
+        <w:spacing w:line="480" w:lineRule="auto" w:after="0"/>
+        <w:ind w:firstLine="720"/>
+      </w:pPr>
+      <w:r>
+        <w:t>He almost smiled. "You answer like Kene when he wants to annoy me."</w:t>
+      </w:r>
+    </w:p>
+    <w:p>
+      <w:pPr>
+        <w:spacing w:line="480" w:lineRule="auto" w:after="0"/>
+        <w:ind w:firstLine="720"/>
+      </w:pPr>
+      <w:r>
+        <w:t>"Kene answers like a man who has repaired too many doors and begun to think wood is honest."</w:t>
+      </w:r>
+    </w:p>
+    <w:p>
+      <w:pPr>
+        <w:spacing w:line="480" w:lineRule="auto" w:after="0"/>
+        <w:ind w:firstLine="720"/>
+      </w:pPr>
+      <w:r>
+        <w:t>"Is wood not honest?"</w:t>
+      </w:r>
+    </w:p>
+    <w:p>
+      <w:pPr>
+        <w:spacing w:line="480" w:lineRule="auto" w:after="0"/>
+        <w:ind w:firstLine="720"/>
+      </w:pPr>
+      <w:r>
+        <w:t>"Wood tells you where it has swollen. People hide the water."</w:t>
+      </w:r>
+    </w:p>
+    <w:p>
+      <w:pPr>
+        <w:spacing w:line="480" w:lineRule="auto" w:after="0"/>
+        <w:ind w:firstLine="720"/>
+      </w:pPr>
+      <w:r>
+        <w:t>She said it while reaching for another seed. That was the way the sentence came: not lifted, not announced, not made to glow. It entered the morning with the melon shells and the bicycle chain and the news from the radio, and because it came so plainly he nearly missed the blade in it.</w:t>
+      </w:r>
+    </w:p>
+    <w:p>
+      <w:pPr>
+        <w:spacing w:line="480" w:lineRule="auto" w:after="0"/>
+        <w:ind w:firstLine="720"/>
+      </w:pPr>
+      <w:r>
+        <w:t>People hide the water.</w:t>
+      </w:r>
+    </w:p>
+    <w:p>
+      <w:pPr>
+        <w:spacing w:line="480" w:lineRule="auto" w:after="0"/>
+        <w:ind w:firstLine="720"/>
+      </w:pPr>
+      <w:r>
+        <w:t>He looked toward the lane. The man with the bicycle chain had black grease on two fingers and a look of profound accusation toward the bicycle, as though the machine had betrayed an agreement older than metal. A child crossed behind him carrying bread against her chest. The town continued its ordinary arrangements around him, refusing to become solemn for his sake.</w:t>
+      </w:r>
+    </w:p>
+    <w:p>
+      <w:pPr>
+        <w:spacing w:line="480" w:lineRule="auto" w:after="0"/>
+        <w:ind w:firstLine="720"/>
+      </w:pPr>
+      <w:r>
+        <w:t>"She is not hiding it from me," he said.</w:t>
+      </w:r>
+    </w:p>
+    <w:p>
+      <w:pPr>
+        <w:spacing w:line="480" w:lineRule="auto" w:after="0"/>
+        <w:ind w:firstLine="720"/>
+      </w:pPr>
+      <w:r>
+        <w:t>"I did not say she was."</w:t>
+      </w:r>
+    </w:p>
+    <w:p>
+      <w:pPr>
+        <w:spacing w:line="480" w:lineRule="auto" w:after="0"/>
+        <w:ind w:firstLine="720"/>
+      </w:pPr>
+      <w:r>
+        <w:t>"Then who is hiding it?"</w:t>
+      </w:r>
+    </w:p>
+    <w:p>
+      <w:pPr>
+        <w:spacing w:line="480" w:lineRule="auto" w:after="0"/>
+        <w:ind w:firstLine="720"/>
+      </w:pPr>
+      <w:r>
+        <w:t>Mama Agnes tipped a small handful of shells from the bowl at her feet into a wider basket. The shells made their dry whisper. "You came here to ask whether your wife is lying to you?"</w:t>
+      </w:r>
+    </w:p>
+    <w:p>
+      <w:pPr>
+        <w:spacing w:line="480" w:lineRule="auto" w:after="0"/>
+        <w:ind w:firstLine="720"/>
+      </w:pPr>
+      <w:r>
+        <w:t>"No."</w:t>
+      </w:r>
+    </w:p>
+    <w:p>
+      <w:pPr>
+        <w:spacing w:line="480" w:lineRule="auto" w:after="0"/>
+        <w:ind w:firstLine="720"/>
+      </w:pPr>
+      <w:r>
+        <w:t>"Good."</w:t>
+      </w:r>
+    </w:p>
+    <w:p>
+      <w:pPr>
+        <w:spacing w:line="480" w:lineRule="auto" w:after="0"/>
+        <w:ind w:firstLine="720"/>
+      </w:pPr>
+      <w:r>
+        <w:t>The word was not praise. It was relief withheld from ceremony.</w:t>
+      </w:r>
+    </w:p>
+    <w:p>
+      <w:pPr>
+        <w:spacing w:line="480" w:lineRule="auto" w:after="0"/>
+        <w:ind w:firstLine="720"/>
+      </w:pPr>
+      <w:r>
+        <w:t>"She is not wicked," he said.</w:t>
+      </w:r>
+    </w:p>
+    <w:p>
+      <w:pPr>
+        <w:spacing w:line="480" w:lineRule="auto" w:after="0"/>
+        <w:ind w:firstLine="720"/>
+      </w:pPr>
+      <w:r>
+        <w:t>"You came here to tell me that?"</w:t>
+      </w:r>
+    </w:p>
+    <w:p>
+      <w:pPr>
+        <w:spacing w:line="480" w:lineRule="auto" w:after="0"/>
+        <w:ind w:firstLine="720"/>
+      </w:pPr>
+      <w:r>
+        <w:t>"No."</w:t>
+      </w:r>
+    </w:p>
+    <w:p>
+      <w:pPr>
+        <w:spacing w:line="480" w:lineRule="auto" w:after="0"/>
+        <w:ind w:firstLine="720"/>
+      </w:pPr>
+      <w:r>
+        <w:t>"Good again."</w:t>
+      </w:r>
+    </w:p>
+    <w:p>
+      <w:pPr>
+        <w:spacing w:line="480" w:lineRule="auto" w:after="0"/>
+        <w:ind w:firstLine="720"/>
+      </w:pPr>
+      <w:r>
+        <w:t>This time he did smile, and this time she looked at him. Her eyes were neither soft nor hard. They had the calm of someone who had stopped needing those categories.</w:t>
+      </w:r>
+    </w:p>
+    <w:p>
+      <w:pPr>
+        <w:spacing w:line="480" w:lineRule="auto" w:after="0"/>
+        <w:ind w:firstLine="720"/>
+      </w:pPr>
+      <w:r>
+        <w:t>"You are defending her before I have accused her," she said. "That is love, but it is also fear wearing love's wrapper."</w:t>
+      </w:r>
+    </w:p>
+    <w:p>
+      <w:pPr>
+        <w:spacing w:line="480" w:lineRule="auto" w:after="0"/>
+        <w:ind w:firstLine="720"/>
+      </w:pPr>
+      <w:r>
+        <w:t>"I am not afraid."</w:t>
+      </w:r>
+    </w:p>
+    <w:p>
+      <w:pPr>
+        <w:spacing w:line="480" w:lineRule="auto" w:after="0"/>
+        <w:ind w:firstLine="720"/>
+      </w:pPr>
+      <w:r>
+        <w:t>"I know."</w:t>
+      </w:r>
+    </w:p>
+    <w:p>
+      <w:pPr>
+        <w:spacing w:line="480" w:lineRule="auto" w:after="0"/>
+        <w:ind w:firstLine="720"/>
+      </w:pPr>
+      <w:r>
+        <w:t>The two words sat between them longer than they should have. He had expected, if the subject came, some version of correction: that a man should fear God, or fear what he did not understand, or fear for his wife if not for himself. But she said I know, and in her mouth it did not sound like admiration. It sounded like diagnosis.</w:t>
+      </w:r>
+    </w:p>
+    <w:p>
+      <w:pPr>
+        <w:spacing w:line="480" w:lineRule="auto" w:after="0"/>
+        <w:ind w:firstLine="720"/>
+      </w:pPr>
+      <w:r>
+        <w:t>"That is part of the trouble," she said.</w:t>
+      </w:r>
+    </w:p>
+    <w:p>
+      <w:pPr>
+        <w:spacing w:line="480" w:lineRule="auto" w:after="0"/>
+        <w:ind w:firstLine="720"/>
+      </w:pPr>
+      <w:r>
+        <w:t>He felt irritation rise, clean and useful. "Everyone has decided that not being afraid is a sickness."</w:t>
+      </w:r>
+    </w:p>
+    <w:p>
+      <w:pPr>
+        <w:spacing w:line="480" w:lineRule="auto" w:after="0"/>
+        <w:ind w:firstLine="720"/>
+      </w:pPr>
+      <w:r>
+        <w:t>"No. A sickness announces itself. This one is quiet."</w:t>
+      </w:r>
+    </w:p>
+    <w:p>
+      <w:pPr>
+        <w:spacing w:line="480" w:lineRule="auto" w:after="0"/>
+        <w:ind w:firstLine="720"/>
+      </w:pPr>
+      <w:r>
+        <w:t>"This one?"</w:t>
+      </w:r>
+    </w:p>
+    <w:p>
+      <w:pPr>
+        <w:spacing w:line="480" w:lineRule="auto" w:after="0"/>
+        <w:ind w:firstLine="720"/>
+      </w:pPr>
+      <w:r>
+        <w:t>She returned to the melon seeds. "You think because your body does not run, the thing before you has failed to speak."</w:t>
+      </w:r>
+    </w:p>
+    <w:p>
+      <w:pPr>
+        <w:spacing w:line="480" w:lineRule="auto" w:after="0"/>
+        <w:ind w:firstLine="720"/>
+      </w:pPr>
+      <w:r>
+        <w:t>He said nothing.</w:t>
+      </w:r>
+    </w:p>
+    <w:p>
+      <w:pPr>
+        <w:spacing w:line="480" w:lineRule="auto" w:after="0"/>
+        <w:ind w:firstLine="720"/>
+      </w:pPr>
+      <w:r>
+        <w:t>"It has spoken," she said. "You only do not have that ear."</w:t>
+      </w:r>
+    </w:p>
+    <w:p>
+      <w:pPr>
+        <w:spacing w:line="480" w:lineRule="auto" w:after="0"/>
+        <w:ind w:firstLine="720"/>
+      </w:pPr>
+      <w:r>
+        <w:t>There it was, close to the centre, and still not naming anything. He felt the old impatience in him, the part that preferred a wound to a bruise because a wound gives the hand somewhere to press. He wanted her to say it plainly. Not the language of the town, not the courtesy of older women who believed naming a thing too quickly could offend it, but plainly: what is in the room, what holds her, what wants, what can be done. He wanted a noun.</w:t>
+      </w:r>
+    </w:p>
+    <w:p>
+      <w:pPr>
+        <w:spacing w:line="480" w:lineRule="auto" w:after="0"/>
+        <w:ind w:firstLine="720"/>
+      </w:pPr>
+      <w:r>
+        <w:t>The desire for a noun is one of the ways fear disguises itself as courage.</w:t>
+      </w:r>
+    </w:p>
+    <w:p>
+      <w:pPr>
+        <w:spacing w:line="480" w:lineRule="auto" w:after="0"/>
+        <w:ind w:firstLine="720"/>
+      </w:pPr>
+      <w:r>
+        <w:t>He did not know that yet.</w:t>
+      </w:r>
+    </w:p>
+    <w:p>
+      <w:pPr>
+        <w:spacing w:line="480" w:lineRule="auto" w:after="0"/>
+        <w:ind w:firstLine="720"/>
+      </w:pPr>
+      <w:r>
+        <w:t>"What is it?" he asked.</w:t>
+      </w:r>
+    </w:p>
+    <w:p>
+      <w:pPr>
+        <w:spacing w:line="480" w:lineRule="auto" w:after="0"/>
+        <w:ind w:firstLine="720"/>
+      </w:pPr>
+      <w:r>
+        <w:t>Mama Agnes broke three seeds in silence. The radio behind the house lost its station and became a field of static, then found a hymn sung by voices that did not agree on the key. She reached for the Bible on the stool, not to open it, only to move it further from the edge before it fell. The small care of it made him feel corrected.</w:t>
+      </w:r>
+    </w:p>
+    <w:p>
+      <w:pPr>
+        <w:spacing w:line="480" w:lineRule="auto" w:after="0"/>
+        <w:ind w:firstLine="720"/>
+      </w:pPr>
+      <w:r>
+        <w:t>"If you want a name so you can decide whether to respect it," she said, "you have come to the wrong woman."</w:t>
+      </w:r>
+    </w:p>
+    <w:p>
+      <w:pPr>
+        <w:spacing w:line="480" w:lineRule="auto" w:after="0"/>
+        <w:ind w:firstLine="720"/>
+      </w:pPr>
+      <w:r>
+        <w:t>"I came because Kene told me to."</w:t>
+      </w:r>
+    </w:p>
+    <w:p>
+      <w:pPr>
+        <w:spacing w:line="480" w:lineRule="auto" w:after="0"/>
+        <w:ind w:firstLine="720"/>
+      </w:pPr>
+      <w:r>
+        <w:t>"Kene told you because he is frightened."</w:t>
+      </w:r>
+    </w:p>
+    <w:p>
+      <w:pPr>
+        <w:spacing w:line="480" w:lineRule="auto" w:after="0"/>
+        <w:ind w:firstLine="720"/>
+      </w:pPr>
+      <w:r>
+        <w:t>"Kene is frightened of many things."</w:t>
+      </w:r>
+    </w:p>
+    <w:p>
+      <w:pPr>
+        <w:spacing w:line="480" w:lineRule="auto" w:after="0"/>
+        <w:ind w:firstLine="720"/>
+      </w:pPr>
+      <w:r>
+        <w:t>"Good. It keeps him polite."</w:t>
+      </w:r>
+    </w:p>
+    <w:p>
+      <w:pPr>
+        <w:spacing w:line="480" w:lineRule="auto" w:after="0"/>
+        <w:ind w:firstLine="720"/>
+      </w:pPr>
+      <w:r>
+        <w:t>He laughed once, unwillingly. Mama Agnes did not.</w:t>
+      </w:r>
+    </w:p>
+    <w:p>
+      <w:pPr>
+        <w:spacing w:line="480" w:lineRule="auto" w:after="0"/>
+        <w:ind w:firstLine="720"/>
+      </w:pPr>
+      <w:r>
+        <w:t>"Your wife is loved," she said.</w:t>
+      </w:r>
+    </w:p>
+    <w:p>
+      <w:pPr>
+        <w:spacing w:line="480" w:lineRule="auto" w:after="0"/>
+        <w:ind w:firstLine="720"/>
+      </w:pPr>
+      <w:r>
+        <w:t>He looked at her.</w:t>
+      </w:r>
+    </w:p>
+    <w:p>
+      <w:pPr>
+        <w:spacing w:line="480" w:lineRule="auto" w:after="0"/>
+        <w:ind w:firstLine="720"/>
+      </w:pPr>
+      <w:r>
+        <w:t>"I know," he said.</w:t>
+      </w:r>
+    </w:p>
+    <w:p>
+      <w:pPr>
+        <w:spacing w:line="480" w:lineRule="auto" w:after="0"/>
+        <w:ind w:firstLine="720"/>
+      </w:pPr>
+      <w:r>
+        <w:t>"No," she said. "You know your part."</w:t>
+      </w:r>
+    </w:p>
+    <w:p>
+      <w:pPr>
+        <w:spacing w:line="480" w:lineRule="auto" w:after="0"/>
+        <w:ind w:firstLine="720"/>
+      </w:pPr>
+      <w:r>
+        <w:t>The irritation left him then, or changed shape. He thought of Obianuju under the market awning, salt in her palm. Obianuju turning her back so he could read. Obianuju laughing at rain. Obianuju coming back into her face after the hour and saying the orange would be bitter now. He knew his part. It was not a small part. He had not imagined it. That mattered to him more than he wanted the old woman to see.</w:t>
+      </w:r>
+    </w:p>
+    <w:p>
+      <w:pPr>
+        <w:spacing w:line="480" w:lineRule="auto" w:after="0"/>
+        <w:ind w:firstLine="720"/>
+      </w:pPr>
+      <w:r>
+        <w:t>"I love her," he said.</w:t>
+      </w:r>
+    </w:p>
+    <w:p>
+      <w:pPr>
+        <w:spacing w:line="480" w:lineRule="auto" w:after="0"/>
+        <w:ind w:firstLine="720"/>
+      </w:pPr>
+      <w:r>
+        <w:t>"Yes."</w:t>
+      </w:r>
+    </w:p>
+    <w:p>
+      <w:pPr>
+        <w:spacing w:line="480" w:lineRule="auto" w:after="0"/>
+        <w:ind w:firstLine="720"/>
+      </w:pPr>
+      <w:r>
+        <w:t>"She loves me."</w:t>
+      </w:r>
+    </w:p>
+    <w:p>
+      <w:pPr>
+        <w:spacing w:line="480" w:lineRule="auto" w:after="0"/>
+        <w:ind w:firstLine="720"/>
+      </w:pPr>
+      <w:r>
+        <w:t>"Yes."</w:t>
+      </w:r>
+    </w:p>
+    <w:p>
+      <w:pPr>
+        <w:spacing w:line="480" w:lineRule="auto" w:after="0"/>
+        <w:ind w:firstLine="720"/>
+      </w:pPr>
+      <w:r>
+        <w:t>The second yes was the one that hurt, because she gave it freely. She did not make him fight for it. She did not take Obianuju's warmth away to make room for warning. She granted the love and, by granting it, removed the shield he had been holding. If she had denied it, he could have defended the marriage and called that defence faithfulness. But she did not deny it. She agreed, and the agreement left him exposed to the rest.</w:t>
+      </w:r>
+    </w:p>
+    <w:p>
+      <w:pPr>
+        <w:spacing w:line="480" w:lineRule="auto" w:after="0"/>
+        <w:ind w:firstLine="720"/>
+      </w:pPr>
+      <w:r>
+        <w:t>Mama Agnes folded the edge of her wrapper over one knee where it had slipped, then reached for the groundnuts he had brought. She opened the damp paper, considered them, and poured half into a small dish.</w:t>
+      </w:r>
+    </w:p>
+    <w:p>
+      <w:pPr>
+        <w:spacing w:line="480" w:lineRule="auto" w:after="0"/>
+        <w:ind w:firstLine="720"/>
+      </w:pPr>
+      <w:r>
+        <w:t>"You can be welcomed and still be late," she said.</w:t>
+      </w:r>
+    </w:p>
+    <w:p>
+      <w:pPr>
+        <w:spacing w:line="480" w:lineRule="auto" w:after="0"/>
+        <w:ind w:firstLine="720"/>
+      </w:pPr>
+      <w:r>
+        <w:t>He looked at her hands. That was how he received the sentence: not by looking at her face, but by watching her hands divide the groundnuts with ordinary fairness, half for the visitor, half for the house. The sentence had not come with thunder. It had not even come with lowered voice. She said it the way another woman might say the road floods after heavy rain, or do not put hot oil into a wet pot, or a child who eats standing will soon be running. Practical knowledge. Household knowledge. A fact not made gentler by being ordinary.</w:t>
       </w:r>
     </w:p>
     <w:sectPr>
